--- a/docs/07-authentication-and-authorization.docx
+++ b/docs/07-authentication-and-authorization.docx
@@ -275,17 +275,16 @@
         <w:t>MailService</w:t>
       </w:r>
       <w:r>
-        <w:t xml:space="preserve"> (generic SMTP through </w:t>
+        <w:t xml:space="preserve"> (Brevo's transactional HTTP API — </w:t>
       </w:r>
       <w:r>
         <w:rPr>
-          <w:rFonts w:ascii="Consolas" w:hAnsi="Consolas"/>
-          <w:sz w:val="20"/>
+          <w:b/>
         </w:rPr>
-        <w:t>nodemailer</w:t>
-      </w:r>
-      <w:r>
-        <w:t xml:space="preserve"> — any account works: Gmail app password, a domain mailbox, Mailtrap for local dev) and phone via </w:t>
+        <w:t>not SMTP</w:t>
+      </w:r>
+      <w:r>
+        <w:t xml:space="preserve">, see the production-status callout below for why) and phone via </w:t>
       </w:r>
       <w:r>
         <w:rPr>
@@ -445,7 +444,7 @@
           <w:rFonts w:ascii="Consolas" w:hAnsi="Consolas"/>
           <w:sz w:val="20"/>
         </w:rPr>
-        <w:t>SMTP_HOST</w:t>
+        <w:t>BREVO_API_KEY</w:t>
       </w:r>
       <w:r>
         <w:t>/</w:t>
@@ -455,7 +454,7 @@
           <w:rFonts w:ascii="Consolas" w:hAnsi="Consolas"/>
           <w:sz w:val="20"/>
         </w:rPr>
-        <w:t>SMTP_USER</w:t>
+        <w:t>EMAIL_FROM_ADDRESS</w:t>
       </w:r>
       <w:r>
         <w:t>/</w:t>
@@ -465,7 +464,7 @@
           <w:rFonts w:ascii="Consolas" w:hAnsi="Consolas"/>
           <w:sz w:val="20"/>
         </w:rPr>
-        <w:t>SMTP_PASS</w:t>
+        <w:t>EMAIL_FROM_NAME</w:t>
       </w:r>
       <w:r>
         <w:t xml:space="preserve">, </w:t>
@@ -522,6 +521,192 @@
     </w:p>
     <w:p>
       <w:r>
+        <w:t xml:space="preserve">&gt; </w:t>
+      </w:r>
+      <w:r>
+        <w:rPr>
+          <w:b/>
+        </w:rPr>
+        <w:t>Production status (confirmed, working)</w:t>
+      </w:r>
+      <w:r>
+        <w:t xml:space="preserve">: both channels are live in production, verified end-to-end (a &gt; real registration returns </w:t>
+      </w:r>
+      <w:r>
+        <w:rPr>
+          <w:rFonts w:ascii="Consolas" w:hAnsi="Consolas"/>
+          <w:sz w:val="20"/>
+        </w:rPr>
+        <w:t>201</w:t>
+      </w:r>
+      <w:r>
+        <w:t xml:space="preserve"> in ~8 seconds with both codes delivered). Getting here took three real &gt; fixes, in order: &gt; &gt; 1. </w:t>
+      </w:r>
+      <w:r>
+        <w:rPr>
+          <w:b/>
+        </w:rPr>
+        <w:t>Neither provider was configured at all</w:t>
+      </w:r>
+      <w:r>
+        <w:t xml:space="preserve"> (initial state) — both services silently logged codes to &gt;    Render's server logs instead of sending them, so every registration created a real account with no way &gt;    for the customer to receive either code. This is logged as incident #2 in &gt;    </w:t>
+      </w:r>
+      <w:hyperlink r:id="rId9">
+        <w:r>
+          <w:rPr>
+            <w:color w:val="0563C1"/>
+            <w:u w:val="single"/>
+          </w:rPr>
+          <w:t xml:space="preserve">`13-incident-response-and-troubleshooting.md`</w:t>
+        </w:r>
+      </w:hyperlink>
+      <w:r>
+        <w:t xml:space="preserve">. &gt; 2. </w:t>
+      </w:r>
+      <w:r>
+        <w:rPr>
+          <w:rFonts w:ascii="Consolas" w:hAnsi="Consolas"/>
+          <w:b/>
+          <w:sz w:val="20"/>
+        </w:rPr>
+        <w:t>MailService</w:t>
+      </w:r>
+      <w:r>
+        <w:rPr>
+          <w:b/>
+        </w:rPr>
+        <w:t xml:space="preserve"> originally used generic SMTP via </w:t>
+      </w:r>
+      <w:r>
+        <w:rPr>
+          <w:rFonts w:ascii="Consolas" w:hAnsi="Consolas"/>
+          <w:b/>
+          <w:sz w:val="20"/>
+        </w:rPr>
+        <w:t>nodemailer</w:t>
+      </w:r>
+      <w:r>
+        <w:t xml:space="preserve"> (Gmail app password, then Brevo's SMTP &gt;    relay as a second attempt) — both failed identically, ~45s "Connection timeout" on every send. Root &gt;    cause: </w:t>
+      </w:r>
+      <w:r>
+        <w:rPr>
+          <w:b/>
+        </w:rPr>
+        <w:t>Render blocks all outbound SMTP traffic (ports 25/465/587) on free-tier web services</w:t>
+      </w:r>
+      <w:r>
+        <w:t xml:space="preserve">, a &gt;    platform policy since September 2025 — not a credentials or DNS problem, and no per-provider workaround &gt;    fixes it. </w:t>
+      </w:r>
+      <w:r>
+        <w:rPr>
+          <w:rFonts w:ascii="Consolas" w:hAnsi="Consolas"/>
+          <w:sz w:val="20"/>
+        </w:rPr>
+        <w:t>MailService</w:t>
+      </w:r>
+      <w:r>
+        <w:t xml:space="preserve"> was rewritten to call Brevo's transactional HTTP API (</w:t>
+      </w:r>
+      <w:r>
+        <w:rPr>
+          <w:rFonts w:ascii="Consolas" w:hAnsi="Consolas"/>
+          <w:sz w:val="20"/>
+        </w:rPr>
+        <w:t>POST &gt;    https://api.brevo.com/v3/smtp/email</w:t>
+      </w:r>
+      <w:r>
+        <w:t xml:space="preserve">, plain HTTPS, unaffected by the port block) instead of SMTP &gt;    entirely, dropping the </w:t>
+      </w:r>
+      <w:r>
+        <w:rPr>
+          <w:rFonts w:ascii="Consolas" w:hAnsi="Consolas"/>
+          <w:sz w:val="20"/>
+        </w:rPr>
+        <w:t>nodemailer</w:t>
+      </w:r>
+      <w:r>
+        <w:t xml:space="preserve"> dependency. This trades away the earlier "any SMTP account works" &gt;    generality for staying on Render's free plan. &gt; 3. </w:t>
+      </w:r>
+      <w:r>
+        <w:rPr>
+          <w:rFonts w:ascii="Consolas" w:hAnsi="Consolas"/>
+          <w:b/>
+          <w:sz w:val="20"/>
+        </w:rPr>
+        <w:t>AuthService.register()</w:t>
+      </w:r>
+      <w:r>
+        <w:rPr>
+          <w:b/>
+        </w:rPr>
+        <w:t xml:space="preserve"> had no error handling around the OTP dispatch</w:t>
+      </w:r>
+      <w:r>
+        <w:t xml:space="preserve"> — </w:t>
+      </w:r>
+      <w:r>
+        <w:rPr>
+          <w:rFonts w:ascii="Consolas" w:hAnsi="Consolas"/>
+          <w:sz w:val="20"/>
+        </w:rPr>
+        <w:t>Promise.all</w:t>
+      </w:r>
+      <w:r>
+        <w:t xml:space="preserve"> meant a real &gt;    provider error (as opposed to "not configured", which was already handled) crashed the whole request &gt;    with a bare </w:t>
+      </w:r>
+      <w:r>
+        <w:rPr>
+          <w:rFonts w:ascii="Consolas" w:hAnsi="Consolas"/>
+          <w:sz w:val="20"/>
+        </w:rPr>
+        <w:t>500</w:t>
+      </w:r>
+      <w:r>
+        <w:t xml:space="preserve">, after the </w:t>
+      </w:r>
+      <w:r>
+        <w:rPr>
+          <w:rFonts w:ascii="Consolas" w:hAnsi="Consolas"/>
+          <w:sz w:val="20"/>
+        </w:rPr>
+        <w:t>User</w:t>
+      </w:r>
+      <w:r>
+        <w:t xml:space="preserve"> row was already committed — an orphaned unverified account and a &gt;    failed request, confirmed live when Africa's Talking briefly rejected a freshly-generated sandbox API key &gt;    with </w:t>
+      </w:r>
+      <w:r>
+        <w:rPr>
+          <w:rFonts w:ascii="Consolas" w:hAnsi="Consolas"/>
+          <w:sz w:val="20"/>
+        </w:rPr>
+        <w:t>401</w:t>
+      </w:r>
+      <w:r>
+        <w:t xml:space="preserve"> (new keys take a few minutes to propagate). Switched to </w:t>
+      </w:r>
+      <w:r>
+        <w:rPr>
+          <w:rFonts w:ascii="Consolas" w:hAnsi="Consolas"/>
+          <w:sz w:val="20"/>
+        </w:rPr>
+        <w:t>Promise.allSettled</w:t>
+      </w:r>
+      <w:r>
+        <w:t xml:space="preserve"> with per-channel &gt;    error logging, so a delivery failure on either channel degrades gracefully instead of crashing — &gt;    registration still succeeds, and </w:t>
+      </w:r>
+      <w:r>
+        <w:rPr>
+          <w:rFonts w:ascii="Consolas" w:hAnsi="Consolas"/>
+          <w:sz w:val="20"/>
+        </w:rPr>
+        <w:t>POST /auth/resend-otp</w:t>
+      </w:r>
+      <w:r>
+        <w:t xml:space="preserve"> gives a real second chance once whatever caused &gt;    the failure clears.</w:t>
+      </w:r>
+    </w:p>
+    <w:p>
+      <w:r>
         <w:rPr>
           <w:b/>
         </w:rPr>
@@ -650,7 +835,7 @@
       <w:r>
         <w:t xml:space="preserve"> isn't set (same env var value on both sides — see </w:t>
       </w:r>
-      <w:hyperlink r:id="rId9">
+      <w:hyperlink r:id="rId10">
         <w:r>
           <w:rPr>
             <w:color w:val="0563C1"/>
@@ -878,6 +1063,509 @@
       </w:r>
     </w:p>
     <w:p>
+      <w:r>
+        <w:rPr>
+          <w:b/>
+        </w:rPr>
+        <w:t>A real gap this exposed</w:t>
+      </w:r>
+      <w:r>
+        <w:t xml:space="preserve">: </w:t>
+      </w:r>
+      <w:r>
+        <w:rPr>
+          <w:rFonts w:ascii="Consolas" w:hAnsi="Consolas"/>
+          <w:sz w:val="20"/>
+        </w:rPr>
+        <w:t>AuthService.login()</w:t>
+      </w:r>
+      <w:r>
+        <w:t xml:space="preserve"> decides </w:t>
+      </w:r>
+      <w:r>
+        <w:rPr>
+          <w:rFonts w:ascii="Consolas" w:hAnsi="Consolas"/>
+          <w:sz w:val="20"/>
+        </w:rPr>
+        <w:t>requiresTwoFactor: true</w:t>
+      </w:r>
+      <w:r>
+        <w:t xml:space="preserve"> purely from the </w:t>
+      </w:r>
+      <w:r>
+        <w:rPr>
+          <w:rFonts w:ascii="Consolas" w:hAnsi="Consolas"/>
+          <w:sz w:val="20"/>
+        </w:rPr>
+        <w:t>twoFactorEnabled</w:t>
+      </w:r>
+      <w:r>
+        <w:t xml:space="preserve"> flag, with no check that a </w:t>
+      </w:r>
+      <w:r>
+        <w:rPr>
+          <w:rFonts w:ascii="Consolas" w:hAnsi="Consolas"/>
+          <w:sz w:val="20"/>
+        </w:rPr>
+        <w:t>twoFactorSecret</w:t>
+      </w:r>
+      <w:r>
+        <w:t xml:space="preserve"> actually exists — and the only enrollment path, </w:t>
+      </w:r>
+      <w:r>
+        <w:rPr>
+          <w:rFonts w:ascii="Consolas" w:hAnsi="Consolas"/>
+          <w:sz w:val="20"/>
+        </w:rPr>
+        <w:t>POST /auth/2fa/enroll</w:t>
+      </w:r>
+      <w:r>
+        <w:t xml:space="preserve">, requires an access token, which login refuses to issue while stuck in that state. An account with the flag set but no secret is therefore </w:t>
+      </w:r>
+      <w:r>
+        <w:rPr>
+          <w:b/>
+        </w:rPr>
+        <w:t>permanently locked out</w:t>
+      </w:r>
+      <w:r>
+        <w:t xml:space="preserve">, with no self-service or admin-side recovery: there is no </w:t>
+      </w:r>
+      <w:r>
+        <w:rPr>
+          <w:rFonts w:ascii="Consolas" w:hAnsi="Consolas"/>
+          <w:sz w:val="20"/>
+        </w:rPr>
+        <w:t>OWNER</w:t>
+      </w:r>
+      <w:r>
+        <w:t>/</w:t>
+      </w:r>
+      <w:r>
+        <w:rPr>
+          <w:rFonts w:ascii="Consolas" w:hAnsi="Consolas"/>
+          <w:sz w:val="20"/>
+        </w:rPr>
+        <w:t>HR_MANAGER</w:t>
+      </w:r>
+      <w:r>
+        <w:t xml:space="preserve"> route to reset another user's 2FA (confirmed by code review — the only writes to </w:t>
+      </w:r>
+      <w:r>
+        <w:rPr>
+          <w:rFonts w:ascii="Consolas" w:hAnsi="Consolas"/>
+          <w:sz w:val="20"/>
+        </w:rPr>
+        <w:t>twoFactorEnabled</w:t>
+      </w:r>
+      <w:r>
+        <w:t>/</w:t>
+      </w:r>
+      <w:r>
+        <w:rPr>
+          <w:rFonts w:ascii="Consolas" w:hAnsi="Consolas"/>
+          <w:sz w:val="20"/>
+        </w:rPr>
+        <w:t>twoFactorSecret</w:t>
+      </w:r>
+      <w:r>
+        <w:t xml:space="preserve"> anywhere in </w:t>
+      </w:r>
+      <w:r>
+        <w:rPr>
+          <w:rFonts w:ascii="Consolas" w:hAnsi="Consolas"/>
+          <w:sz w:val="20"/>
+        </w:rPr>
+        <w:t>apps/api/src</w:t>
+      </w:r>
+      <w:r>
+        <w:t xml:space="preserve"> are the self-service enroll/confirm/disable methods on </w:t>
+      </w:r>
+      <w:r>
+        <w:rPr>
+          <w:rFonts w:ascii="Consolas" w:hAnsi="Consolas"/>
+          <w:sz w:val="20"/>
+        </w:rPr>
+        <w:t>TwoFactorService</w:t>
+      </w:r>
+      <w:r>
+        <w:t xml:space="preserve"> itself, plus the unrelated downgrade path in </w:t>
+      </w:r>
+      <w:r>
+        <w:rPr>
+          <w:rFonts w:ascii="Consolas" w:hAnsi="Consolas"/>
+          <w:sz w:val="20"/>
+        </w:rPr>
+        <w:t>account-settings.service.ts</w:t>
+      </w:r>
+      <w:r>
+        <w:t xml:space="preserve">). This is exactly the state </w:t>
+      </w:r>
+      <w:r>
+        <w:rPr>
+          <w:rFonts w:ascii="Consolas" w:hAnsi="Consolas"/>
+          <w:sz w:val="20"/>
+        </w:rPr>
+        <w:t>apps/api/prisma/seed.ts</w:t>
+      </w:r>
+      <w:r>
+        <w:t xml:space="preserve"> leaves </w:t>
+      </w:r>
+      <w:r>
+        <w:rPr>
+          <w:rFonts w:ascii="Consolas" w:hAnsi="Consolas"/>
+          <w:sz w:val="20"/>
+        </w:rPr>
+        <w:t>chris@chrispa.ug</w:t>
+      </w:r>
+      <w:r>
+        <w:t xml:space="preserve"> (</w:t>
+      </w:r>
+      <w:r>
+        <w:rPr>
+          <w:rFonts w:ascii="Consolas" w:hAnsi="Consolas"/>
+          <w:sz w:val="20"/>
+        </w:rPr>
+        <w:t>OWNER</w:t>
+      </w:r>
+      <w:r>
+        <w:t xml:space="preserve">), </w:t>
+      </w:r>
+      <w:r>
+        <w:rPr>
+          <w:rFonts w:ascii="Consolas" w:hAnsi="Consolas"/>
+          <w:sz w:val="20"/>
+        </w:rPr>
+        <w:t>patricia@chrispa.ug</w:t>
+      </w:r>
+      <w:r>
+        <w:t xml:space="preserve"> (</w:t>
+      </w:r>
+      <w:r>
+        <w:rPr>
+          <w:rFonts w:ascii="Consolas" w:hAnsi="Consolas"/>
+          <w:sz w:val="20"/>
+        </w:rPr>
+        <w:t>STORE_MANAGER</w:t>
+      </w:r>
+      <w:r>
+        <w:t xml:space="preserve">), and </w:t>
+      </w:r>
+      <w:r>
+        <w:rPr>
+          <w:rFonts w:ascii="Consolas" w:hAnsi="Consolas"/>
+          <w:sz w:val="20"/>
+        </w:rPr>
+        <w:t>grace@chrispa.ug</w:t>
+      </w:r>
+      <w:r>
+        <w:t xml:space="preserve"> (</w:t>
+      </w:r>
+      <w:r>
+        <w:rPr>
+          <w:rFonts w:ascii="Consolas" w:hAnsi="Consolas"/>
+          <w:sz w:val="20"/>
+        </w:rPr>
+        <w:t>HR_MANAGER</w:t>
+      </w:r>
+      <w:r>
+        <w:t xml:space="preserve">) in — it sets </w:t>
+      </w:r>
+      <w:r>
+        <w:rPr>
+          <w:rFonts w:ascii="Consolas" w:hAnsi="Consolas"/>
+          <w:sz w:val="20"/>
+        </w:rPr>
+        <w:t>twoFactorEnabled: true</w:t>
+      </w:r>
+      <w:r>
+        <w:t xml:space="preserve"> for all three but never seeds a </w:t>
+      </w:r>
+      <w:r>
+        <w:rPr>
+          <w:rFonts w:ascii="Consolas" w:hAnsi="Consolas"/>
+          <w:sz w:val="20"/>
+        </w:rPr>
+        <w:t>twoFactorSecret</w:t>
+      </w:r>
+      <w:r>
+        <w:t>. This is a pre-existing seed-data gap, not something introduced alongside the production deploy.</w:t>
+      </w:r>
+    </w:p>
+    <w:p>
+      <w:r>
+        <w:rPr>
+          <w:b/>
+        </w:rPr>
+        <w:t>Production status</w:t>
+      </w:r>
+      <w:r>
+        <w:t>: all three accounts now have real, working TOTP secrets in production, bootstrapped via a reviewable one-off script (</w:t>
+      </w:r>
+      <w:r>
+        <w:rPr>
+          <w:rFonts w:ascii="Consolas" w:hAnsi="Consolas"/>
+          <w:sz w:val="20"/>
+        </w:rPr>
+        <w:t>apps/api/prisma/seed-totp.ts</w:t>
+      </w:r>
+      <w:r>
+        <w:t xml:space="preserve">, added and removed as paired commits per account: </w:t>
+      </w:r>
+      <w:r>
+        <w:rPr>
+          <w:rFonts w:ascii="Consolas" w:hAnsi="Consolas"/>
+          <w:sz w:val="20"/>
+        </w:rPr>
+        <w:t>76621e1</w:t>
+      </w:r>
+      <w:r>
+        <w:t>/</w:t>
+      </w:r>
+      <w:r>
+        <w:rPr>
+          <w:rFonts w:ascii="Consolas" w:hAnsi="Consolas"/>
+          <w:sz w:val="20"/>
+        </w:rPr>
+        <w:t>df5040f</w:t>
+      </w:r>
+      <w:r>
+        <w:t xml:space="preserve"> for </w:t>
+      </w:r>
+      <w:r>
+        <w:rPr>
+          <w:rFonts w:ascii="Consolas" w:hAnsi="Consolas"/>
+          <w:sz w:val="20"/>
+        </w:rPr>
+        <w:t>chris@chrispa.ug</w:t>
+      </w:r>
+      <w:r>
+        <w:t xml:space="preserve">, </w:t>
+      </w:r>
+      <w:r>
+        <w:rPr>
+          <w:rFonts w:ascii="Consolas" w:hAnsi="Consolas"/>
+          <w:sz w:val="20"/>
+        </w:rPr>
+        <w:t>344780e</w:t>
+      </w:r>
+      <w:r>
+        <w:t>/</w:t>
+      </w:r>
+      <w:r>
+        <w:rPr>
+          <w:rFonts w:ascii="Consolas" w:hAnsi="Consolas"/>
+          <w:sz w:val="20"/>
+        </w:rPr>
+        <w:t>5806bf7</w:t>
+      </w:r>
+      <w:r>
+        <w:t xml:space="preserve"> for </w:t>
+      </w:r>
+      <w:r>
+        <w:rPr>
+          <w:rFonts w:ascii="Consolas" w:hAnsi="Consolas"/>
+          <w:sz w:val="20"/>
+        </w:rPr>
+        <w:t>patricia@chrispa.ug</w:t>
+      </w:r>
+      <w:r>
+        <w:t xml:space="preserve"> and </w:t>
+      </w:r>
+      <w:r>
+        <w:rPr>
+          <w:rFonts w:ascii="Consolas" w:hAnsi="Consolas"/>
+          <w:sz w:val="20"/>
+        </w:rPr>
+        <w:t>grace@chrispa.ug</w:t>
+      </w:r>
+      <w:r>
+        <w:t xml:space="preserve">) that reused </w:t>
+      </w:r>
+      <w:r>
+        <w:rPr>
+          <w:rFonts w:ascii="Consolas" w:hAnsi="Consolas"/>
+          <w:sz w:val="20"/>
+        </w:rPr>
+        <w:t>TwoFactorService</w:t>
+      </w:r>
+      <w:r>
+        <w:t xml:space="preserve">'s own </w:t>
+      </w:r>
+      <w:r>
+        <w:rPr>
+          <w:rFonts w:ascii="Consolas" w:hAnsi="Consolas"/>
+          <w:sz w:val="20"/>
+        </w:rPr>
+        <w:t>otplib</w:t>
+      </w:r>
+      <w:r>
+        <w:t>/</w:t>
+      </w:r>
+      <w:r>
+        <w:rPr>
+          <w:rFonts w:ascii="Consolas" w:hAnsi="Consolas"/>
+          <w:sz w:val="20"/>
+        </w:rPr>
+        <w:t>encryptTotpSecret</w:t>
+      </w:r>
+      <w:r>
+        <w:t xml:space="preserve"> code paths — the result is indistinguishable from a real self-service enrollment, just without a human present to submit the confirming code back. Run once via a temporary Render build-command step (see </w:t>
+      </w:r>
+      <w:hyperlink r:id="rId11">
+        <w:r>
+          <w:rPr>
+            <w:color w:val="0563C1"/>
+            <w:u w:val="single"/>
+          </w:rPr>
+          <w:t xml:space="preserve">`11-deployment-and-configuration-management.md`</w:t>
+        </w:r>
+      </w:hyperlink>
+      <w:r>
+        <w:t xml:space="preserve"> for that pattern), then the script was deleted from the repo both times so it can't accidentally regenerate and overwrite a secret later. The plaintext secrets themselves were relayed to the account owner directly, not stored in any document or committed to the repo. </w:t>
+      </w:r>
+      <w:r>
+        <w:rPr>
+          <w:b/>
+        </w:rPr>
+        <w:t>Anyone logging into the OWNER/STORE_MANAGER/HR_MANAGER demo accounts in production now needs a TOTP authenticator app enrolled for that account</w:t>
+      </w:r>
+      <w:r>
+        <w:t xml:space="preserve"> — </w:t>
+      </w:r>
+      <w:r>
+        <w:rPr>
+          <w:rFonts w:ascii="Consolas" w:hAnsi="Consolas"/>
+          <w:sz w:val="20"/>
+        </w:rPr>
+        <w:t>dennis@chrispa.ug</w:t>
+      </w:r>
+      <w:r>
+        <w:t xml:space="preserve"> (</w:t>
+      </w:r>
+      <w:r>
+        <w:rPr>
+          <w:rFonts w:ascii="Consolas" w:hAnsi="Consolas"/>
+          <w:sz w:val="20"/>
+        </w:rPr>
+        <w:t>FULFILLMENT</w:t>
+      </w:r>
+      <w:r>
+        <w:t xml:space="preserve">) and </w:t>
+      </w:r>
+      <w:r>
+        <w:rPr>
+          <w:rFonts w:ascii="Consolas" w:hAnsi="Consolas"/>
+          <w:sz w:val="20"/>
+        </w:rPr>
+        <w:t>brenda@chrispa.ug</w:t>
+      </w:r>
+      <w:r>
+        <w:t xml:space="preserve"> (</w:t>
+      </w:r>
+      <w:r>
+        <w:rPr>
+          <w:rFonts w:ascii="Consolas" w:hAnsi="Consolas"/>
+          <w:sz w:val="20"/>
+        </w:rPr>
+        <w:t>SUPPORT_AGENT</w:t>
+      </w:r>
+      <w:r>
+        <w:t xml:space="preserve">) still have </w:t>
+      </w:r>
+      <w:r>
+        <w:rPr>
+          <w:rFonts w:ascii="Consolas" w:hAnsi="Consolas"/>
+          <w:sz w:val="20"/>
+        </w:rPr>
+        <w:t>twoFactorEnabled: false</w:t>
+      </w:r>
+      <w:r>
+        <w:t xml:space="preserve"> from seed data and log in normally. The same lockout applies to any </w:t>
+      </w:r>
+      <w:r>
+        <w:rPr>
+          <w:b/>
+        </w:rPr>
+        <w:t>local</w:t>
+      </w:r>
+      <w:r>
+        <w:t xml:space="preserve"> database seeded fresh from current </w:t>
+      </w:r>
+      <w:r>
+        <w:rPr>
+          <w:rFonts w:ascii="Consolas" w:hAnsi="Consolas"/>
+          <w:sz w:val="20"/>
+        </w:rPr>
+        <w:t>seed.ts</w:t>
+      </w:r>
+      <w:r>
+        <w:t xml:space="preserve"> (e.g. after </w:t>
+      </w:r>
+      <w:r>
+        <w:rPr>
+          <w:rFonts w:ascii="Consolas" w:hAnsi="Consolas"/>
+          <w:sz w:val="20"/>
+        </w:rPr>
+        <w:t>prisma migrate reset &amp;&amp; npm run db:seed</w:t>
+      </w:r>
+      <w:r>
+        <w:t xml:space="preserve">) — it is not production-specific, just went unnoticed locally because an existing, already-diverged local </w:t>
+      </w:r>
+      <w:r>
+        <w:rPr>
+          <w:rFonts w:ascii="Consolas" w:hAnsi="Consolas"/>
+          <w:sz w:val="20"/>
+        </w:rPr>
+        <w:t>chris</w:t>
+      </w:r>
+      <w:r>
+        <w:t xml:space="preserve"> row predated the </w:t>
+      </w:r>
+      <w:r>
+        <w:rPr>
+          <w:rFonts w:ascii="Consolas" w:hAnsi="Consolas"/>
+          <w:sz w:val="20"/>
+        </w:rPr>
+        <w:t>twoFactorEnabled: true</w:t>
+      </w:r>
+      <w:r>
+        <w:t xml:space="preserve"> change and </w:t>
+      </w:r>
+      <w:r>
+        <w:rPr>
+          <w:rFonts w:ascii="Consolas" w:hAnsi="Consolas"/>
+          <w:sz w:val="20"/>
+        </w:rPr>
+        <w:t>upsert</w:t>
+      </w:r>
+      <w:r>
+        <w:t xml:space="preserve">'s </w:t>
+      </w:r>
+      <w:r>
+        <w:rPr>
+          <w:rFonts w:ascii="Consolas" w:hAnsi="Consolas"/>
+          <w:sz w:val="20"/>
+        </w:rPr>
+        <w:t>update: {}</w:t>
+      </w:r>
+      <w:r>
+        <w:t xml:space="preserve"> branch never overwrote it (see the seed-data note in </w:t>
+      </w:r>
+      <w:hyperlink r:id="rId12">
+        <w:r>
+          <w:rPr>
+            <w:color w:val="0563C1"/>
+            <w:u w:val="single"/>
+          </w:rPr>
+          <w:t xml:space="preserve">`03-database-design.md`</w:t>
+        </w:r>
+      </w:hyperlink>
+      <w:r>
+        <w:t>).</w:t>
+      </w:r>
+    </w:p>
+    <w:p>
       <w:pPr>
         <w:pStyle w:val="Heading2"/>
       </w:pPr>
@@ -1134,7 +1822,7 @@
       <w:r>
         <w:t xml:space="preserve">See </w:t>
       </w:r>
-      <w:hyperlink r:id="rId10">
+      <w:hyperlink r:id="rId13">
         <w:r>
           <w:rPr>
             <w:color w:val="0563C1"/>
@@ -1670,7 +2358,7 @@
       <w:r>
         <w:t xml:space="preserve"> decode the JWT client-side to drive redirects and nav visibility — this exists purely to avoid landing a user on a page full of failed requests; it is not a security control (see </w:t>
       </w:r>
-      <w:hyperlink r:id="rId9">
+      <w:hyperlink r:id="rId10">
         <w:r>
           <w:rPr>
             <w:color w:val="0563C1"/>
@@ -1944,7 +2632,7 @@
       <w:r>
         <w:t xml:space="preserve"> values, fine for one local environment, not for a shared one (see </w:t>
       </w:r>
-      <w:hyperlink r:id="rId11">
+      <w:hyperlink r:id="rId14">
         <w:r>
           <w:rPr>
             <w:color w:val="0563C1"/>
@@ -1982,7 +2670,91 @@
         <w:t>HR_MANAGER</w:t>
       </w:r>
       <w:r>
-        <w:t xml:space="preserve"> accounts specifically (2FA is opt-in for all roles today) — worth revisiting once a production environment exists, per the template's "use MFA where supported" guidance.</w:t>
+        <w:t xml:space="preserve"> accounts specifically (2FA is opt-in for all roles today) — worth revisiting now that a production environment exists, per the template's "use MFA where supported" guidance.</w:t>
+      </w:r>
+    </w:p>
+    <w:p>
+      <w:pPr>
+        <w:pStyle w:val="ListBullet"/>
+      </w:pPr>
+      <w:r>
+        <w:rPr>
+          <w:b/>
+        </w:rPr>
+        <w:t>No admin-side 2FA reset for another user</w:t>
+      </w:r>
+      <w:r>
+        <w:t xml:space="preserve"> — see the Two-factor authentication section above. Any account that ends up with </w:t>
+      </w:r>
+      <w:r>
+        <w:rPr>
+          <w:rFonts w:ascii="Consolas" w:hAnsi="Consolas"/>
+          <w:sz w:val="20"/>
+        </w:rPr>
+        <w:t>twoFactorEnabled: true</w:t>
+      </w:r>
+      <w:r>
+        <w:t xml:space="preserve"> and no confirmed secret (a bad seed/migration, or a user who loses their authenticator device) is permanently locked out with no self-service or </w:t>
+      </w:r>
+      <w:r>
+        <w:rPr>
+          <w:rFonts w:ascii="Consolas" w:hAnsi="Consolas"/>
+          <w:sz w:val="20"/>
+        </w:rPr>
+        <w:t>OWNER</w:t>
+      </w:r>
+      <w:r>
+        <w:t>/</w:t>
+      </w:r>
+      <w:r>
+        <w:rPr>
+          <w:rFonts w:ascii="Consolas" w:hAnsi="Consolas"/>
+          <w:sz w:val="20"/>
+        </w:rPr>
+        <w:t>HR_MANAGER</w:t>
+      </w:r>
+      <w:r>
+        <w:t xml:space="preserve"> recovery path today; the only fix currently available is a direct, reviewed database write (as done for the three demo accounts above), not a supported product feature. A real fix would add either an </w:t>
+      </w:r>
+      <w:r>
+        <w:rPr>
+          <w:rFonts w:ascii="Consolas" w:hAnsi="Consolas"/>
+          <w:sz w:val="20"/>
+        </w:rPr>
+        <w:t>OWNER</w:t>
+      </w:r>
+      <w:r>
+        <w:t>/</w:t>
+      </w:r>
+      <w:r>
+        <w:rPr>
+          <w:rFonts w:ascii="Consolas" w:hAnsi="Consolas"/>
+          <w:sz w:val="20"/>
+        </w:rPr>
+        <w:t>HR_MANAGER</w:t>
+      </w:r>
+      <w:r>
+        <w:t xml:space="preserve"> "reset this user's 2FA" endpoint, or have </w:t>
+      </w:r>
+      <w:r>
+        <w:rPr>
+          <w:rFonts w:ascii="Consolas" w:hAnsi="Consolas"/>
+          <w:sz w:val="20"/>
+        </w:rPr>
+        <w:t>login()</w:t>
+      </w:r>
+      <w:r>
+        <w:t xml:space="preserve"> check for a confirmed secret before returning </w:t>
+      </w:r>
+      <w:r>
+        <w:rPr>
+          <w:rFonts w:ascii="Consolas" w:hAnsi="Consolas"/>
+          <w:sz w:val="20"/>
+        </w:rPr>
+        <w:t>requiresTwoFactor: true</w:t>
+      </w:r>
+      <w:r>
+        <w:t xml:space="preserve"> so a half-enrolled account falls through to a normal password login instead of locking out.</w:t>
       </w:r>
     </w:p>
     <w:sectPr>

--- a/docs/07-authentication-and-authorization.docx
+++ b/docs/07-authentication-and-authorization.docx
@@ -1742,6 +1742,16 @@
           <w:rFonts w:ascii="Consolas" w:hAnsi="Consolas"/>
           <w:sz w:val="20"/>
         </w:rPr>
+        <w:t>DRIVER</w:t>
+      </w:r>
+      <w:r>
+        <w:t xml:space="preserve">, </w:t>
+      </w:r>
+      <w:r>
+        <w:rPr>
+          <w:rFonts w:ascii="Consolas" w:hAnsi="Consolas"/>
+          <w:sz w:val="20"/>
+        </w:rPr>
         <w:t>CUSTOMER</w:t>
       </w:r>
       <w:r>
@@ -1941,6 +1951,244 @@
     </w:p>
     <w:p>
       <w:pPr>
+        <w:pStyle w:val="ListBullet"/>
+      </w:pPr>
+      <w:r>
+        <w:rPr>
+          <w:rFonts w:ascii="Consolas" w:hAnsi="Consolas"/>
+          <w:b/>
+          <w:sz w:val="20"/>
+        </w:rPr>
+        <w:t>DRIVER</w:t>
+      </w:r>
+      <w:r>
+        <w:t xml:space="preserve"> (added this session, commit </w:t>
+      </w:r>
+      <w:r>
+        <w:rPr>
+          <w:rFonts w:ascii="Consolas" w:hAnsi="Consolas"/>
+          <w:sz w:val="20"/>
+        </w:rPr>
+        <w:t>75b7cff</w:t>
+      </w:r>
+      <w:r>
+        <w:t xml:space="preserve"> — Driver App, per user request, not in the original SRS): a staff login created the same way as every other role (added to </w:t>
+      </w:r>
+      <w:r>
+        <w:rPr>
+          <w:rFonts w:ascii="Consolas" w:hAnsi="Consolas"/>
+          <w:sz w:val="20"/>
+        </w:rPr>
+        <w:t>STAFF_ROLES</w:t>
+      </w:r>
+      <w:r>
+        <w:t xml:space="preserve"> in </w:t>
+      </w:r>
+      <w:r>
+        <w:rPr>
+          <w:rFonts w:ascii="Consolas" w:hAnsi="Consolas"/>
+          <w:sz w:val="20"/>
+        </w:rPr>
+        <w:t>hr/dto/create-login.dto.ts</w:t>
+      </w:r>
+      <w:r>
+        <w:t xml:space="preserve">, so it goes through the normal Employee + </w:t>
+      </w:r>
+      <w:r>
+        <w:rPr>
+          <w:rFonts w:ascii="Consolas" w:hAnsi="Consolas"/>
+          <w:sz w:val="20"/>
+        </w:rPr>
+        <w:t>createLoginInternal()</w:t>
+      </w:r>
+      <w:r>
+        <w:t xml:space="preserve"> flow — temp password, </w:t>
+      </w:r>
+      <w:r>
+        <w:rPr>
+          <w:rFonts w:ascii="Consolas" w:hAnsi="Consolas"/>
+          <w:sz w:val="20"/>
+        </w:rPr>
+        <w:t>mustChangePassword</w:t>
+      </w:r>
+      <w:r>
+        <w:t xml:space="preserve">, no separate onboarding path). Scoped narrowly: </w:t>
+      </w:r>
+      <w:r>
+        <w:rPr>
+          <w:rFonts w:ascii="Consolas" w:hAnsi="Consolas"/>
+          <w:sz w:val="20"/>
+        </w:rPr>
+        <w:t>MyDeliveriesController</w:t>
+      </w:r>
+      <w:r>
+        <w:t xml:space="preserve"> (</w:t>
+      </w:r>
+      <w:r>
+        <w:rPr>
+          <w:rFonts w:ascii="Consolas" w:hAnsi="Consolas"/>
+          <w:sz w:val="20"/>
+        </w:rPr>
+        <w:t>/driver/deliveries/*</w:t>
+      </w:r>
+      <w:r>
+        <w:t xml:space="preserve">) is </w:t>
+      </w:r>
+      <w:r>
+        <w:rPr>
+          <w:rFonts w:ascii="Consolas" w:hAnsi="Consolas"/>
+          <w:sz w:val="20"/>
+        </w:rPr>
+        <w:t>@Roles('DRIVER')</w:t>
+      </w:r>
+      <w:r>
+        <w:t xml:space="preserve"> and every method is additionally ownership-checked (</w:t>
+      </w:r>
+      <w:r>
+        <w:rPr>
+          <w:rFonts w:ascii="Consolas" w:hAnsi="Consolas"/>
+          <w:sz w:val="20"/>
+        </w:rPr>
+        <w:t>findFirst({ id, driverId })</w:t>
+      </w:r>
+      <w:r>
+        <w:t xml:space="preserve">) so a driver only ever sees their own assigned </w:t>
+      </w:r>
+      <w:r>
+        <w:rPr>
+          <w:rFonts w:ascii="Consolas" w:hAnsi="Consolas"/>
+          <w:sz w:val="20"/>
+        </w:rPr>
+        <w:t>Delivery</w:t>
+      </w:r>
+      <w:r>
+        <w:t xml:space="preserve"> rows, same pattern as the customer self-service modules (wishlist/addresses/payment-methods). Assigning a driver to an order (</w:t>
+      </w:r>
+      <w:r>
+        <w:rPr>
+          <w:rFonts w:ascii="Consolas" w:hAnsi="Consolas"/>
+          <w:sz w:val="20"/>
+        </w:rPr>
+        <w:t>PATCH /admin/orders/:id/assign-driver</w:t>
+      </w:r>
+      <w:r>
+        <w:t xml:space="preserve">) is gated the same as order management itself — </w:t>
+      </w:r>
+      <w:r>
+        <w:rPr>
+          <w:rFonts w:ascii="Consolas" w:hAnsi="Consolas"/>
+          <w:sz w:val="20"/>
+        </w:rPr>
+        <w:t>@Roles('OWNER', 'STORE_MANAGER', 'FULFILLMENT')</w:t>
+      </w:r>
+      <w:r>
+        <w:t xml:space="preserve"> — not a </w:t>
+      </w:r>
+      <w:r>
+        <w:rPr>
+          <w:rFonts w:ascii="Consolas" w:hAnsi="Consolas"/>
+          <w:sz w:val="20"/>
+        </w:rPr>
+        <w:t>DRIVER</w:t>
+      </w:r>
+      <w:r>
+        <w:t xml:space="preserve"> permission. The admin console mirrors this: a </w:t>
+      </w:r>
+      <w:r>
+        <w:rPr>
+          <w:rFonts w:ascii="Consolas" w:hAnsi="Consolas"/>
+          <w:sz w:val="20"/>
+        </w:rPr>
+        <w:t>DRIVER</w:t>
+      </w:r>
+      <w:r>
+        <w:t xml:space="preserve"> sees only </w:t>
+      </w:r>
+      <w:r>
+        <w:rPr>
+          <w:b/>
+        </w:rPr>
+        <w:t>My Deliveries</w:t>
+      </w:r>
+      <w:r>
+        <w:t xml:space="preserve"> plus </w:t>
+      </w:r>
+      <w:r>
+        <w:rPr>
+          <w:b/>
+        </w:rPr>
+        <w:t>My HR</w:t>
+      </w:r>
+      <w:r>
+        <w:t xml:space="preserve"> in the sidenav, the same "own section + My HR" shape </w:t>
+      </w:r>
+      <w:r>
+        <w:rPr>
+          <w:rFonts w:ascii="Consolas" w:hAnsi="Consolas"/>
+          <w:sz w:val="20"/>
+        </w:rPr>
+        <w:t>SUPPORT_AGENT</w:t>
+      </w:r>
+      <w:r>
+        <w:t xml:space="preserve"> gets above. See </w:t>
+      </w:r>
+      <w:hyperlink r:id="rId14">
+        <w:r>
+          <w:rPr>
+            <w:color w:val="0563C1"/>
+            <w:u w:val="single"/>
+          </w:rPr>
+          <w:t xml:space="preserve">`16-user-and-administrator-procedures.md`</w:t>
+        </w:r>
+      </w:hyperlink>
+      <w:r>
+        <w:t xml:space="preserve"> for the actual assign/pickup/deliver walkthrough and </w:t>
+      </w:r>
+      <w:hyperlink r:id="rId15">
+        <w:r>
+          <w:rPr>
+            <w:color w:val="0563C1"/>
+            <w:u w:val="single"/>
+          </w:rPr>
+          <w:t xml:space="preserve">`22-entity-relationship-diagram.md`</w:t>
+        </w:r>
+      </w:hyperlink>
+      <w:r>
+        <w:t xml:space="preserve"> for </w:t>
+      </w:r>
+      <w:r>
+        <w:rPr>
+          <w:rFonts w:ascii="Consolas" w:hAnsi="Consolas"/>
+          <w:sz w:val="20"/>
+        </w:rPr>
+        <w:t>Delivery</w:t>
+      </w:r>
+      <w:r>
+        <w:t xml:space="preserve">'s relationship to </w:t>
+      </w:r>
+      <w:r>
+        <w:rPr>
+          <w:rFonts w:ascii="Consolas" w:hAnsi="Consolas"/>
+          <w:sz w:val="20"/>
+        </w:rPr>
+        <w:t>Order</w:t>
+      </w:r>
+      <w:r>
+        <w:t>/</w:t>
+      </w:r>
+      <w:r>
+        <w:rPr>
+          <w:rFonts w:ascii="Consolas" w:hAnsi="Consolas"/>
+          <w:sz w:val="20"/>
+        </w:rPr>
+        <w:t>User</w:t>
+      </w:r>
+      <w:r>
+        <w:t>.</w:t>
+      </w:r>
+    </w:p>
+    <w:p>
+      <w:pPr>
         <w:pStyle w:val="Heading2"/>
       </w:pPr>
       <w:r>
@@ -2632,7 +2880,7 @@
       <w:r>
         <w:t xml:space="preserve"> values, fine for one local environment, not for a shared one (see </w:t>
       </w:r>
-      <w:hyperlink r:id="rId14">
+      <w:hyperlink r:id="rId16">
         <w:r>
           <w:rPr>
             <w:color w:val="0563C1"/>

--- a/docs/07-authentication-and-authorization.docx
+++ b/docs/07-authentication-and-authorization.docx
@@ -224,7 +224,7 @@
         <w:pStyle w:val="Heading2"/>
       </w:pPr>
       <w:r>
-        <w:t>Registration OTP (email + SMS)</w:t>
+        <w:t>Registration OTP (email; SMS coded but temporarily off)</w:t>
       </w:r>
     </w:p>
     <w:p>
@@ -265,7 +265,7 @@
         <w:t>OtpService.issue()</w:t>
       </w:r>
       <w:r>
-        <w:t xml:space="preserve"> sends a 6-digit code to both channels in parallel: email via </w:t>
+        <w:t xml:space="preserve"> sends a 6-digit code to the email channel: email via </w:t>
       </w:r>
       <w:r>
         <w:rPr>
@@ -284,76 +284,218 @@
         <w:t>not SMTP</w:t>
       </w:r>
       <w:r>
-        <w:t xml:space="preserve">, see the production-status callout below for why) and phone via </w:t>
+        <w:t>, see the production-status callout below for why). The account cannot log in (</w:t>
       </w:r>
       <w:r>
         <w:rPr>
           <w:rFonts w:ascii="Consolas" w:hAnsi="Consolas"/>
           <w:sz w:val="20"/>
         </w:rPr>
-        <w:t>SmsService</w:t>
-      </w:r>
-      <w:r>
-        <w:t xml:space="preserve"> (Africa's Talking, the Uganda/East-Africa-native SMS gateway chosen over Twilio for this project). The account cannot log in (</w:t>
+        <w:t>POST /auth/login</w:t>
+      </w:r>
+      <w:r>
+        <w:t xml:space="preserve"> returns </w:t>
       </w:r>
       <w:r>
         <w:rPr>
           <w:rFonts w:ascii="Consolas" w:hAnsi="Consolas"/>
           <w:sz w:val="20"/>
         </w:rPr>
-        <w:t>POST /auth/login</w:t>
-      </w:r>
-      <w:r>
-        <w:t xml:space="preserve"> returns </w:t>
+        <w:t>{ requiresVerification: true, userId }</w:t>
+      </w:r>
+      <w:r>
+        <w:t xml:space="preserve"> in place of tokens) until </w:t>
       </w:r>
       <w:r>
         <w:rPr>
           <w:rFonts w:ascii="Consolas" w:hAnsi="Consolas"/>
           <w:sz w:val="20"/>
         </w:rPr>
-        <w:t>{ requiresVerification: true, userId }</w:t>
-      </w:r>
-      <w:r>
-        <w:t xml:space="preserve"> in place of tokens) until </w:t>
+        <w:t>POST /auth/verify-otp</w:t>
+      </w:r>
+      <w:r>
+        <w:t xml:space="preserve"> confirms the email code — </w:t>
       </w:r>
       <w:r>
         <w:rPr>
           <w:rFonts w:ascii="Consolas" w:hAnsi="Consolas"/>
           <w:sz w:val="20"/>
         </w:rPr>
-        <w:t>POST /auth/verify-otp</w:t>
-      </w:r>
-      <w:r>
-        <w:t xml:space="preserve"> confirms </w:t>
-      </w:r>
-      <w:r>
-        <w:rPr>
-          <w:b/>
-        </w:rPr>
-        <w:t>both</w:t>
-      </w:r>
-      <w:r>
-        <w:t xml:space="preserve"> channels — </w:t>
+        <w:t>AuthService.verifyOtp()</w:t>
+      </w:r>
+      <w:r>
+        <w:t xml:space="preserve"> is the only path that actually completes that login, mirroring </w:t>
       </w:r>
       <w:r>
         <w:rPr>
           <w:rFonts w:ascii="Consolas" w:hAnsi="Consolas"/>
           <w:sz w:val="20"/>
         </w:rPr>
-        <w:t>AuthService.verifyOtp()</w:t>
-      </w:r>
-      <w:r>
-        <w:t xml:space="preserve"> is the only path that actually completes that login, mirroring </w:t>
+        <w:t>changePassword()</w:t>
+      </w:r>
+      <w:r>
+        <w:t>'s "issue tokens right after the gate that was blocking them clears" shape.</w:t>
+      </w:r>
+    </w:p>
+    <w:p>
+      <w:r>
+        <w:rPr>
+          <w:b/>
+        </w:rPr>
+        <w:t>Phone/SMS is intentionally excluded from this gate right now</w:t>
+      </w:r>
+      <w:r>
+        <w:t xml:space="preserve"> (per user decision — commit "Drop phone/SMS from the registration OTP gate"): the only Africa's Talking credentials on file are </w:t>
       </w:r>
       <w:r>
         <w:rPr>
           <w:rFonts w:ascii="Consolas" w:hAnsi="Consolas"/>
           <w:sz w:val="20"/>
         </w:rPr>
-        <w:t>changePassword()</w:t>
-      </w:r>
-      <w:r>
-        <w:t>'s "issue tokens right after the gate that was blocking them clears" shape.</w:t>
+        <w:t>sandbox</w:t>
+      </w:r>
+      <w:r>
+        <w:t xml:space="preserve">, which never delivers to a real phone number — only numbers explicitly registered as AT simulator test numbers — so gating registration on it was locking real customers out of accounts they could never finish verifying. Phone is still collected and stored at signup (FR-9.1) for later use (shipping, staff contact, etc.); only the verify-by-SMS step is skipped, in </w:t>
+      </w:r>
+      <w:r>
+        <w:rPr>
+          <w:rFonts w:ascii="Consolas" w:hAnsi="Consolas"/>
+          <w:sz w:val="20"/>
+        </w:rPr>
+        <w:t>register()</w:t>
+      </w:r>
+      <w:r>
+        <w:t xml:space="preserve"> (no SMS is issued), </w:t>
+      </w:r>
+      <w:r>
+        <w:rPr>
+          <w:rFonts w:ascii="Consolas" w:hAnsi="Consolas"/>
+          <w:sz w:val="20"/>
+        </w:rPr>
+        <w:t>login()</w:t>
+      </w:r>
+      <w:r>
+        <w:t xml:space="preserve">'s </w:t>
+      </w:r>
+      <w:r>
+        <w:rPr>
+          <w:rFonts w:ascii="Consolas" w:hAnsi="Consolas"/>
+          <w:sz w:val="20"/>
+        </w:rPr>
+        <w:t>requiresVerification</w:t>
+      </w:r>
+      <w:r>
+        <w:t xml:space="preserve"> gate (checks </w:t>
+      </w:r>
+      <w:r>
+        <w:rPr>
+          <w:rFonts w:ascii="Consolas" w:hAnsi="Consolas"/>
+          <w:sz w:val="20"/>
+        </w:rPr>
+        <w:t>emailVerifiedAt</w:t>
+      </w:r>
+      <w:r>
+        <w:t xml:space="preserve"> only), and </w:t>
+      </w:r>
+      <w:r>
+        <w:rPr>
+          <w:rFonts w:ascii="Consolas" w:hAnsi="Consolas"/>
+          <w:sz w:val="20"/>
+        </w:rPr>
+        <w:t>verifyOtp()</w:t>
+      </w:r>
+      <w:r>
+        <w:t xml:space="preserve">'s completion check (same). </w:t>
+      </w:r>
+      <w:r>
+        <w:rPr>
+          <w:rFonts w:ascii="Consolas" w:hAnsi="Consolas"/>
+          <w:sz w:val="20"/>
+        </w:rPr>
+        <w:t>SmsService</w:t>
+      </w:r>
+      <w:r>
+        <w:t>/</w:t>
+      </w:r>
+      <w:r>
+        <w:rPr>
+          <w:rFonts w:ascii="Consolas" w:hAnsi="Consolas"/>
+          <w:sz w:val="20"/>
+        </w:rPr>
+        <w:t>OtpChannel.SMS</w:t>
+      </w:r>
+      <w:r>
+        <w:t xml:space="preserve"> and the </w:t>
+      </w:r>
+      <w:r>
+        <w:rPr>
+          <w:rFonts w:ascii="Consolas" w:hAnsi="Consolas"/>
+          <w:sz w:val="20"/>
+        </w:rPr>
+        <w:t>phoneVerifiedAt</w:t>
+      </w:r>
+      <w:r>
+        <w:t xml:space="preserve"> column still exist and still work end-to-end — they're just not wired into the gate. Restore the phone step (re-add the </w:t>
+      </w:r>
+      <w:r>
+        <w:rPr>
+          <w:rFonts w:ascii="Consolas" w:hAnsi="Consolas"/>
+          <w:sz w:val="20"/>
+        </w:rPr>
+        <w:t>SmsService</w:t>
+      </w:r>
+      <w:r>
+        <w:t xml:space="preserve"> call in </w:t>
+      </w:r>
+      <w:r>
+        <w:rPr>
+          <w:rFonts w:ascii="Consolas" w:hAnsi="Consolas"/>
+          <w:sz w:val="20"/>
+        </w:rPr>
+        <w:t>register()</w:t>
+      </w:r>
+      <w:r>
+        <w:t xml:space="preserve"> and the </w:t>
+      </w:r>
+      <w:r>
+        <w:rPr>
+          <w:rFonts w:ascii="Consolas" w:hAnsi="Consolas"/>
+          <w:sz w:val="20"/>
+        </w:rPr>
+        <w:t>user.phone &amp;&amp; !user.phoneVerifiedAt</w:t>
+      </w:r>
+      <w:r>
+        <w:t xml:space="preserve"> checks in </w:t>
+      </w:r>
+      <w:r>
+        <w:rPr>
+          <w:rFonts w:ascii="Consolas" w:hAnsi="Consolas"/>
+          <w:sz w:val="20"/>
+        </w:rPr>
+        <w:t>login()</w:t>
+      </w:r>
+      <w:r>
+        <w:t>/</w:t>
+      </w:r>
+      <w:r>
+        <w:rPr>
+          <w:rFonts w:ascii="Consolas" w:hAnsi="Consolas"/>
+          <w:sz w:val="20"/>
+        </w:rPr>
+        <w:t>verifyOtp()</w:t>
+      </w:r>
+      <w:r>
+        <w:t xml:space="preserve">) once a live, non-sandbox AT key is configured — the code comments in </w:t>
+      </w:r>
+      <w:r>
+        <w:rPr>
+          <w:rFonts w:ascii="Consolas" w:hAnsi="Consolas"/>
+          <w:sz w:val="20"/>
+        </w:rPr>
+        <w:t>auth.service.ts</w:t>
+      </w:r>
+      <w:r>
+        <w:t xml:space="preserve"> mark exactly where.</w:t>
       </w:r>
     </w:p>
     <w:p>
@@ -487,36 +629,76 @@
         <w:t>AT_API_KEY</w:t>
       </w:r>
       <w:r>
-        <w:t xml:space="preserve">) with a documented, graceful fallback: if unset (a fresh local dev checkout, or a deliberately provider-less environment), both services log the would-be message instead of throwing, so registration still works end-to-end in dev without ever sending a real email or SMS. This is a materially different state from the "no delivery provider exists" gap this section used to describe — see Known gaps below for what's </w:t>
-      </w:r>
-      <w:r>
-        <w:rPr>
-          <w:i/>
-        </w:rPr>
-        <w:t>actually</w:t>
-      </w:r>
-      <w:r>
-        <w:t xml:space="preserve"> still blocked on that concern (forgot-password, login-alert delivery, admin invites, staff temp-password delivery — none of them call </w:t>
+        <w:t xml:space="preserve">) with a documented, graceful fallback: if unset (a fresh local dev checkout, or a deliberately provider-less environment), both services log the would-be message instead of throwing. </w:t>
       </w:r>
       <w:r>
         <w:rPr>
           <w:rFonts w:ascii="Consolas" w:hAnsi="Consolas"/>
           <w:sz w:val="20"/>
         </w:rPr>
-        <w:t>MailService</w:t>
-      </w:r>
-      <w:r>
-        <w:t>/</w:t>
+        <w:t>SmsService</w:t>
+      </w:r>
+      <w:r>
+        <w:t xml:space="preserve"> is currently only exercised outside the registration gate (</w:t>
       </w:r>
       <w:r>
         <w:rPr>
           <w:rFonts w:ascii="Consolas" w:hAnsi="Consolas"/>
           <w:sz w:val="20"/>
         </w:rPr>
+        <w:t>phoneVerifiedAt</w:t>
+      </w:r>
+      <w:r>
+        <w:t xml:space="preserve"> can still be set via </w:t>
+      </w:r>
+      <w:r>
+        <w:rPr>
+          <w:rFonts w:ascii="Consolas" w:hAnsi="Consolas"/>
+          <w:sz w:val="20"/>
+        </w:rPr>
+        <w:t>POST /auth/verify-otp</w:t>
+      </w:r>
+      <w:r>
+        <w:t xml:space="preserve"> with </w:t>
+      </w:r>
+      <w:r>
+        <w:rPr>
+          <w:rFonts w:ascii="Consolas" w:hAnsi="Consolas"/>
+          <w:sz w:val="20"/>
+        </w:rPr>
+        <w:t>channel: SMS</w:t>
+      </w:r>
+      <w:r>
+        <w:t xml:space="preserve"> if something else issues that code by hand) — see Known gaps below for what's </w:t>
+      </w:r>
+      <w:r>
+        <w:rPr>
+          <w:i/>
+        </w:rPr>
+        <w:t>actually</w:t>
+      </w:r>
+      <w:r>
+        <w:t xml:space="preserve"> still blocked on the "no delivery provider" concern (forgot-password, login-alert delivery, admin invites, staff temp-password delivery — none of them call </w:t>
+      </w:r>
+      <w:r>
+        <w:rPr>
+          <w:rFonts w:ascii="Consolas" w:hAnsi="Consolas"/>
+          <w:sz w:val="20"/>
+        </w:rPr>
+        <w:t>MailService</w:t>
+      </w:r>
+      <w:r>
+        <w:t>/</w:t>
+      </w:r>
+      <w:r>
+        <w:rPr>
+          <w:rFonts w:ascii="Consolas" w:hAnsi="Consolas"/>
+          <w:sz w:val="20"/>
+        </w:rPr>
         <w:t>SmsService</w:t>
       </w:r>
       <w:r>
-        <w:t xml:space="preserve"> yet, but the services themselves are no longer the missing piece).</w:t>
+        <w:t xml:space="preserve"> yet).</w:t>
       </w:r>
     </w:p>
     <w:p>
@@ -530,7 +712,7 @@
         <w:t>Production status (confirmed, working)</w:t>
       </w:r>
       <w:r>
-        <w:t xml:space="preserve">: both channels are live in production, verified end-to-end (a &gt; real registration returns </w:t>
+        <w:t xml:space="preserve">: email delivery is live in production, verified end-to-end (a &gt; real registration returns </w:t>
       </w:r>
       <w:r>
         <w:rPr>
@@ -540,7 +722,7 @@
         <w:t>201</w:t>
       </w:r>
       <w:r>
-        <w:t xml:space="preserve"> in ~8 seconds with both codes delivered). Getting here took three real &gt; fixes, in order: &gt; &gt; 1. </w:t>
+        <w:t xml:space="preserve"> in ~8 seconds with the code delivered). Getting here took three real &gt; fixes and one later scope change, in order: &gt; &gt; 1. </w:t>
       </w:r>
       <w:r>
         <w:rPr>
@@ -692,17 +874,56 @@
         <w:t>Promise.allSettled</w:t>
       </w:r>
       <w:r>
-        <w:t xml:space="preserve"> with per-channel &gt;    error logging, so a delivery failure on either channel degrades gracefully instead of crashing — &gt;    registration still succeeds, and </w:t>
+        <w:t xml:space="preserve"> (now just a </w:t>
       </w:r>
       <w:r>
         <w:rPr>
           <w:rFonts w:ascii="Consolas" w:hAnsi="Consolas"/>
           <w:sz w:val="20"/>
         </w:rPr>
+        <w:t>try</w:t>
+      </w:r>
+      <w:r>
+        <w:t xml:space="preserve">/ &gt;    </w:t>
+      </w:r>
+      <w:r>
+        <w:rPr>
+          <w:rFonts w:ascii="Consolas" w:hAnsi="Consolas"/>
+          <w:sz w:val="20"/>
+        </w:rPr>
+        <w:t>catch</w:t>
+      </w:r>
+      <w:r>
+        <w:t xml:space="preserve"> around the single email dispatch) with error logging, so a delivery failure degrades gracefully &gt;    instead of crashing — registration still succeeds, and </w:t>
+      </w:r>
+      <w:r>
+        <w:rPr>
+          <w:rFonts w:ascii="Consolas" w:hAnsi="Consolas"/>
+          <w:sz w:val="20"/>
+        </w:rPr>
         <w:t>POST /auth/resend-otp</w:t>
       </w:r>
       <w:r>
-        <w:t xml:space="preserve"> gives a real second chance once whatever caused &gt;    the failure clears.</w:t>
+        <w:t xml:space="preserve"> gives a real second chance &gt;    once whatever caused the failure clears. &gt; 4. </w:t>
+      </w:r>
+      <w:r>
+        <w:rPr>
+          <w:b/>
+        </w:rPr>
+        <w:t>Scope change, not a bug</w:t>
+      </w:r>
+      <w:r>
+        <w:t xml:space="preserve">: even with AT correctly configured, its </w:t>
+      </w:r>
+      <w:r>
+        <w:rPr>
+          <w:rFonts w:ascii="Consolas" w:hAnsi="Consolas"/>
+          <w:sz w:val="20"/>
+        </w:rPr>
+        <w:t>sandbox</w:t>
+      </w:r>
+      <w:r>
+        <w:t xml:space="preserve"> credentials structurally &gt;    cannot deliver SMS to a real customer phone, so the phone-code step was silently locking every real &gt;    customer out of an account they could never finish verifying. The registration/login gate was narrowed &gt;    to email-only until a live AT key is available — see above.</w:t>
       </w:r>
     </w:p>
     <w:p>
@@ -900,7 +1121,7 @@
         <w:t>apps/storefront/src/components/auth/otp-verify.tsx</w:t>
       </w:r>
       <w:r>
-        <w:t xml:space="preserve">) renders the two-channel code-entry step, reused for both the signup flow (codes already sent by </w:t>
+        <w:t xml:space="preserve">) renders the single email code-entry step (the phone field was removed alongside the backend gate change above), reused for both the signup flow (code already sent by </w:t>
       </w:r>
       <w:r>
         <w:rPr>
@@ -930,7 +1151,7 @@
         <w:t>requiresVerification</w:t>
       </w:r>
       <w:r>
-        <w:t xml:space="preserve"> gate re-issues fresh codes on mount, since the original ones may be long expired), and a shared </w:t>
+        <w:t xml:space="preserve"> gate re-issues a fresh code on mount, since the original one may be long expired), and a shared </w:t>
       </w:r>
       <w:r>
         <w:rPr>
@@ -2685,6 +2906,40 @@
       </w:pPr>
       <w:r>
         <w:t>Known gaps</w:t>
+      </w:r>
+    </w:p>
+    <w:p>
+      <w:pPr>
+        <w:pStyle w:val="ListBullet"/>
+      </w:pPr>
+      <w:r>
+        <w:rPr>
+          <w:b/>
+        </w:rPr>
+        <w:t>Phone/SMS verification is temporarily out of the registration/login gate</w:t>
+      </w:r>
+      <w:r>
+        <w:t xml:space="preserve"> — see the Registration OTP section above. </w:t>
+      </w:r>
+      <w:r>
+        <w:rPr>
+          <w:rFonts w:ascii="Consolas" w:hAnsi="Consolas"/>
+          <w:sz w:val="20"/>
+        </w:rPr>
+        <w:t>SmsService</w:t>
+      </w:r>
+      <w:r>
+        <w:t xml:space="preserve">/Africa's Talking work and are configured, but only with </w:t>
+      </w:r>
+      <w:r>
+        <w:rPr>
+          <w:rFonts w:ascii="Consolas" w:hAnsi="Consolas"/>
+          <w:sz w:val="20"/>
+        </w:rPr>
+        <w:t>sandbox</w:t>
+      </w:r>
+      <w:r>
+        <w:t xml:space="preserve"> credentials, which can't reach a real customer phone; restoring the phone step is blocked on getting a live AT account, not on any code work.</w:t>
       </w:r>
     </w:p>
     <w:p>
